--- a/rapports/2026-06-06/EQ32/EQ32_sup_v2/DR_malforme_1_41102E_11/31-88-02-91.docx
+++ b/rapports/2026-06-06/EQ32/EQ32_sup_v2/DR_malforme_1_41102E_11/31-88-02-91.docx
@@ -297,7 +297,7 @@
           <w:color w:val="1F6FEB"/>
           <w:sz w:val="22"/>
         </w:rPr>
-        <w:t>⚠ INCOHÉRENCES À CORRIGER (60)</w:t>
+        <w:t>⚠ INCOHÉRENCES À CORRIGER (53)</w:t>
       </w:r>
     </w:p>
     <w:tbl>
@@ -575,7 +575,7 @@
                 <w:i w:val="0"/>
                 <w:sz w:val="17"/>
               </w:rPr>
-              <w:t>Incohérence!!! seulement les écoles gouvermentales paient les cotisations (Gouvernement, communauté, ONG ou organisation humanitaire).</w:t>
+              <w:t>Incoherent!!! Le niveau d'études suivi par Mariama Cisse  au cours de l'année 2024/2025 est Primaire ou son niveau d'études le plus élevé atteint est  mais il déclare en 2.11 qu'il a obtenu comme résultat le Diplômé, études achevées.</w:t>
             </w:r>
           </w:p>
         </w:tc>
@@ -665,7 +665,7 @@
                 <w:i w:val="0"/>
                 <w:sz w:val="17"/>
               </w:rPr>
-              <w:t>Incohérence!!! seulement les écoles privées paient les frais de scolarité (y compris les frais d'inscription).</w:t>
+              <w:t>Prière de corriger cette incoherence en 2.11.</w:t>
             </w:r>
           </w:p>
         </w:tc>
@@ -724,7 +724,7 @@
                 <w:color w:val="16A34A"/>
                 <w:sz w:val="16"/>
               </w:rPr>
-              <w:t>—</w:t>
+              <w:t>s01q32, s01q36, s01q38, s04q37_modif, s02q33, s02q34, s01q00b</w:t>
             </w:r>
           </w:p>
         </w:tc>
@@ -755,7 +755,7 @@
                 <w:i w:val="0"/>
                 <w:sz w:val="17"/>
               </w:rPr>
-              <w:t>Incoherent!!! Le niveau d'études suivi par Mariama Cisse  au cours de l'année 2024/2025 est Primaire ou son niveau d'études le plus élevé atteint est  mais il déclare en 2.11 qu'il a obtenu comme résultat le Diplômé, études achevées.</w:t>
+              <w:t>Peu probable!!! Vu l'âge (15 ans) de Mariama Cisse ou l'année à laquelle Mariama Cisse a fréquenté l'école pour la dernière fois (.) le dernier diplome de Mariama Cisse ne peut être le Certificat d'études primaires (CEP), prière de corriger cette incohérence ou confirmer avec le QG.</w:t>
             </w:r>
           </w:p>
         </w:tc>
@@ -814,7 +814,7 @@
                 <w:color w:val="16A34A"/>
                 <w:sz w:val="16"/>
               </w:rPr>
-              <w:t>—</w:t>
+              <w:t>s01q32, s01q36, s01q38, s04q37_modif, s02q33, s02q34, s01q00b</w:t>
             </w:r>
           </w:p>
         </w:tc>
@@ -845,7 +845,7 @@
                 <w:i w:val="0"/>
                 <w:sz w:val="17"/>
               </w:rPr>
-              <w:t>Prière de corriger cette incoherence en 2.11.</w:t>
+              <w:t>Peu probable!!! Vu l'âge (15 ans) de Mariama Guisse Sow ou l'année à laquelle Mariama Guisse Sow a fréquenté l'école pour la dernière fois (.) le dernier diplome de Mariama Guisse Sow ne peut être le Certificat d'études primaires (CEP), prière de corriger cette incohérence ou confirmer avec le QG.</w:t>
             </w:r>
           </w:p>
         </w:tc>
@@ -878,7 +878,7 @@
                 <w:i w:val="0"/>
                 <w:sz w:val="16"/>
               </w:rPr>
-              <w:t>S02</w:t>
+              <w:t>S03</w:t>
               <w:br/>
             </w:r>
             <w:r>
@@ -888,7 +888,7 @@
                 <w:color w:val="64748B"/>
                 <w:sz w:val="14"/>
               </w:rPr>
-              <w:t>Éducation</w:t>
+              <w:t>Santé</w:t>
             </w:r>
           </w:p>
         </w:tc>
@@ -904,7 +904,7 @@
                 <w:color w:val="16A34A"/>
                 <w:sz w:val="16"/>
               </w:rPr>
-              <w:t>s01q32, s01q36, s01q38, s04q37_modif, s02q33, s02q34, s01q00b</w:t>
+              <w:t>—</w:t>
             </w:r>
           </w:p>
         </w:tc>
@@ -935,7 +935,7 @@
                 <w:i w:val="0"/>
                 <w:sz w:val="17"/>
               </w:rPr>
-              <w:t>Peu probable!!! Vu l'âge (15 ans) de Mariama Cisse ou l'année à laquelle Mariama Cisse a fréquenté l'école pour la dernière fois (.) le dernier diplome de Mariama Cisse ne peut être le Certificat d'études primaires (CEP), prière de corriger cette incohérence ou confirmer avec le QG.</w:t>
+              <w:t>Incohérent !!! Mariama Guisse Sow s'est consulté la première fois pour cette maladie (Problème dentaire) chez un médecin spécialiste et vous dites que  Mariama Guisse Sow n'est pas concerné par le montant des frais de consultation d'un médecin spécialiste (3.15=9999).</w:t>
             </w:r>
           </w:p>
         </w:tc>
@@ -968,7 +968,7 @@
                 <w:i w:val="0"/>
                 <w:sz w:val="16"/>
               </w:rPr>
-              <w:t>S02</w:t>
+              <w:t>S03</w:t>
               <w:br/>
             </w:r>
             <w:r>
@@ -978,7 +978,7 @@
                 <w:color w:val="64748B"/>
                 <w:sz w:val="14"/>
               </w:rPr>
-              <w:t>Éducation</w:t>
+              <w:t>Santé</w:t>
             </w:r>
           </w:p>
         </w:tc>
@@ -994,7 +994,7 @@
                 <w:color w:val="16A34A"/>
                 <w:sz w:val="16"/>
               </w:rPr>
-              <w:t>s01q32, s01q36, s01q38, s04q37_modif, s02q33, s02q34, s01q00b</w:t>
+              <w:t>—</w:t>
             </w:r>
           </w:p>
         </w:tc>
@@ -1025,7 +1025,7 @@
                 <w:i w:val="0"/>
                 <w:sz w:val="17"/>
               </w:rPr>
-              <w:t>Peu probable!!! Vu l'âge (15 ans) de Mariama Guisse Sow ou l'année à laquelle Mariama Guisse Sow a fréquenté l'école pour la dernière fois (.) le dernier diplome de Mariama Guisse Sow ne peut être le Certificat d'études primaires (CEP), prière de corriger cette incohérence ou confirmer avec le QG.</w:t>
+              <w:t>Prière de verifier cette incohérence auprès de l'enquêté ou confirmer.</w:t>
             </w:r>
           </w:p>
         </w:tc>
@@ -1058,7 +1058,7 @@
                 <w:i w:val="0"/>
                 <w:sz w:val="16"/>
               </w:rPr>
-              <w:t>S03</w:t>
+              <w:t>S07</w:t>
               <w:br/>
             </w:r>
             <w:r>
@@ -1068,7 +1068,7 @@
                 <w:color w:val="64748B"/>
                 <w:sz w:val="14"/>
               </w:rPr>
-              <w:t>Santé</w:t>
+              <w:t>Consommation alimentaire</w:t>
             </w:r>
           </w:p>
         </w:tc>
@@ -1084,7 +1084,7 @@
                 <w:color w:val="16A34A"/>
                 <w:sz w:val="16"/>
               </w:rPr>
-              <w:t>—</w:t>
+              <w:t>s00q27, s01q03a, s01q03b, s01q03c, s02q04, s03q14, s04q15, s04q16</w:t>
             </w:r>
           </w:p>
         </w:tc>
@@ -1115,7 +1115,7 @@
                 <w:i w:val="0"/>
                 <w:sz w:val="17"/>
               </w:rPr>
-              <w:t>Incohérent !!! Mariama Guisse Sow s'est consulté la première fois pour cette maladie (Problème dentaire) chez un médecin spécialiste et vous dites que  Mariama Guisse Sow n'est pas concerné par le montant des frais de consultation d'un médecin spécialiste (3.15=9999).</w:t>
+              <w:t>Incohérence!! Dans ce ménage, chaque individus consomme par jour .7905357 Kg  de cereale; Prière de vérifier les quantités prises des produits cérealiers (de Riz local Gambiaka à Autres semoules de céréales) auprès du ménage ou confirmer avec le QG.</w:t>
             </w:r>
           </w:p>
         </w:tc>
@@ -1130,10 +1130,10 @@
               <w:rPr>
                 <w:b/>
                 <w:i w:val="0"/>
-                <w:color w:val="DC2626"/>
+                <w:color w:val="EA580C"/>
                 <w:sz w:val="16"/>
               </w:rPr>
-              <w:t>Haute</w:t>
+              <w:t>Moyenne</w:t>
             </w:r>
           </w:p>
         </w:tc>
@@ -1148,7 +1148,7 @@
                 <w:i w:val="0"/>
                 <w:sz w:val="16"/>
               </w:rPr>
-              <w:t>S03</w:t>
+              <w:t>S00</w:t>
               <w:br/>
             </w:r>
             <w:r>
@@ -1158,7 +1158,7 @@
                 <w:color w:val="64748B"/>
                 <w:sz w:val="14"/>
               </w:rPr>
-              <w:t>Santé</w:t>
+              <w:t>Identification</w:t>
             </w:r>
           </w:p>
         </w:tc>
@@ -1205,7 +1205,7 @@
                 <w:i w:val="0"/>
                 <w:sz w:val="17"/>
               </w:rPr>
-              <w:t>Prière de verifier cette incohérence auprès de l'enquêté ou confirmer.</w:t>
+              <w:t>L'adresse ou la localisation du ménage doit être bien renseignée, ne doit pas contenir des numéros de téléphone et elle semble courte pour être une adresse.</w:t>
             </w:r>
           </w:p>
         </w:tc>
@@ -1220,10 +1220,10 @@
               <w:rPr>
                 <w:b/>
                 <w:i w:val="0"/>
-                <w:color w:val="DC2626"/>
+                <w:color w:val="EA580C"/>
                 <w:sz w:val="16"/>
               </w:rPr>
-              <w:t>Haute</w:t>
+              <w:t>Moyenne</w:t>
             </w:r>
           </w:p>
         </w:tc>
@@ -1238,7 +1238,7 @@
                 <w:i w:val="0"/>
                 <w:sz w:val="16"/>
               </w:rPr>
-              <w:t>S07</w:t>
+              <w:t>S00</w:t>
               <w:br/>
             </w:r>
             <w:r>
@@ -1248,7 +1248,7 @@
                 <w:color w:val="64748B"/>
                 <w:sz w:val="14"/>
               </w:rPr>
-              <w:t>Consommation alimentaire</w:t>
+              <w:t>Identification</w:t>
             </w:r>
           </w:p>
         </w:tc>
@@ -1264,7 +1264,7 @@
                 <w:color w:val="16A34A"/>
                 <w:sz w:val="16"/>
               </w:rPr>
-              <w:t>s00q27, s01q03a, s01q03b, s01q03c, s02q04, s03q14, s04q15, s04q16</w:t>
+              <w:t>—</w:t>
             </w:r>
           </w:p>
         </w:tc>
@@ -1295,7 +1295,7 @@
                 <w:i w:val="0"/>
                 <w:sz w:val="17"/>
               </w:rPr>
-              <w:t>Incohérence!! Dans ce ménage, chaque individus consomme par jour .7905357 Kg  de cereale; Prière de vérifier les quantités prises des produits cérealiers (de Riz local Gambiaka à Autres semoules de céréales) auprès du ménage ou confirmer avec le QG.</w:t>
+              <w:t>Prière de renseigner la bonne adresse.</w:t>
             </w:r>
           </w:p>
         </w:tc>
@@ -1328,7 +1328,7 @@
                 <w:i w:val="0"/>
                 <w:sz w:val="16"/>
               </w:rPr>
-              <w:t>S00</w:t>
+              <w:t>S01</w:t>
               <w:br/>
             </w:r>
             <w:r>
@@ -1338,7 +1338,7 @@
                 <w:color w:val="64748B"/>
                 <w:sz w:val="14"/>
               </w:rPr>
-              <w:t>Identification</w:t>
+              <w:t>Démographie</w:t>
             </w:r>
           </w:p>
         </w:tc>
@@ -1354,7 +1354,7 @@
                 <w:color w:val="16A34A"/>
                 <w:sz w:val="16"/>
               </w:rPr>
-              <w:t>—</w:t>
+              <w:t>s01q10_1</w:t>
             </w:r>
           </w:p>
         </w:tc>
@@ -1385,7 +1385,7 @@
                 <w:i w:val="0"/>
                 <w:sz w:val="17"/>
               </w:rPr>
-              <w:t>L'adresse ou la localisation du ménage doit être bien renseignée, ne doit pas contenir des numéros de téléphone et elle semble courte pour être une adresse.</w:t>
+              <w:t>La taille du ménage lors de l'enquête principale (8) de ce ménage est inférieur à la taille du denombrement (21), prière de fournir des explications concrètes ou aller revisiter le ménage.</w:t>
             </w:r>
           </w:p>
         </w:tc>
@@ -1418,7 +1418,7 @@
                 <w:i w:val="0"/>
                 <w:sz w:val="16"/>
               </w:rPr>
-              <w:t>S00</w:t>
+              <w:t>S02</w:t>
               <w:br/>
             </w:r>
             <w:r>
@@ -1428,7 +1428,7 @@
                 <w:color w:val="64748B"/>
                 <w:sz w:val="14"/>
               </w:rPr>
-              <w:t>Identification</w:t>
+              <w:t>Éducation</w:t>
             </w:r>
           </w:p>
         </w:tc>
@@ -1475,7 +1475,7 @@
                 <w:i w:val="0"/>
                 <w:sz w:val="17"/>
               </w:rPr>
-              <w:t>Prière de renseigner la bonne adresse.</w:t>
+              <w:t>S'il s'agit d'achat de carburant, d'un abonnement ou dépense en &lt;teliman&gt;, d'une dépense en &lt;sotrama&gt; ou en &lt;taxi&gt; afin de se rendre à l'école, prière d'annuler ces dépenses dans cette section et de les renseignées au niveau de la section 9.</w:t>
             </w:r>
           </w:p>
         </w:tc>
@@ -1508,7 +1508,7 @@
                 <w:i w:val="0"/>
                 <w:sz w:val="16"/>
               </w:rPr>
-              <w:t>S01</w:t>
+              <w:t>S02</w:t>
               <w:br/>
             </w:r>
             <w:r>
@@ -1518,7 +1518,7 @@
                 <w:color w:val="64748B"/>
                 <w:sz w:val="14"/>
               </w:rPr>
-              <w:t>Démographie</w:t>
+              <w:t>Éducation</w:t>
             </w:r>
           </w:p>
         </w:tc>
@@ -1534,7 +1534,7 @@
                 <w:color w:val="16A34A"/>
                 <w:sz w:val="16"/>
               </w:rPr>
-              <w:t>s01q10_1</w:t>
+              <w:t>—</w:t>
             </w:r>
           </w:p>
         </w:tc>
@@ -1565,7 +1565,7 @@
                 <w:i w:val="0"/>
                 <w:sz w:val="17"/>
               </w:rPr>
-              <w:t>La taille du ménage lors de l'enquête principale (8) de ce ménage est inférieur à la taille du denombrement (21), prière de fournir des explications concrètes ou aller revisiter le ménage.</w:t>
+              <w:t>Attention ! Le frais de scolarité (173000 Fcfa) de Ibrahima Sow en 4ème année de Primaire est relativement élevé par rapport aux autres frais de scolarités observés dans cette zone.</w:t>
             </w:r>
           </w:p>
         </w:tc>
@@ -1655,7 +1655,7 @@
                 <w:i w:val="0"/>
                 <w:sz w:val="17"/>
               </w:rPr>
-              <w:t>veuillez, s'il vous plait, confirmer la cotisation ( 5000 FCFA) payée de Ibrahima Sow avec le QG ou apporter les corrections nécessaires.</w:t>
+              <w:t>Prière de corriger ou de confirmer avec le QG.</w:t>
             </w:r>
           </w:p>
         </w:tc>
@@ -1714,7 +1714,7 @@
                 <w:color w:val="16A34A"/>
                 <w:sz w:val="16"/>
               </w:rPr>
-              <w:t>—</w:t>
+              <w:t>s01q63, s00q04, s02q25, s01q00b, s02q17_2, s02q15_2</w:t>
             </w:r>
           </w:p>
         </w:tc>
@@ -1745,7 +1745,7 @@
                 <w:i w:val="0"/>
                 <w:sz w:val="17"/>
               </w:rPr>
-              <w:t>S'il s'agit d'achat de carburant, d'un abonnement ou dépense en &lt;teliman&gt;, d'une dépense en &lt;sotrama&gt; ou en &lt;taxi&gt; afin de se rendre à l'école, prière d'annuler ces dépenses dans cette section et de les renseignées au niveau de la section 9.</w:t>
+              <w:t>Dans les milieux urbains c'est peu probable de voir une école dont les élèves ou étudiants ne dépensent pas en frais d'uniformes, prière de verifier pour Dieneba Drame qui fréquente 4ème année de Primaire et corriger ou confirmer avec le QG.</w:t>
             </w:r>
           </w:p>
         </w:tc>
@@ -1804,7 +1804,7 @@
                 <w:color w:val="16A34A"/>
                 <w:sz w:val="16"/>
               </w:rPr>
-              <w:t>—</w:t>
+              <w:t>s01q63, s00q04, s02q25, s01q00b, s02q17_2, s02q15_2</w:t>
             </w:r>
           </w:p>
         </w:tc>
@@ -1835,7 +1835,7 @@
                 <w:i w:val="0"/>
                 <w:sz w:val="17"/>
               </w:rPr>
-              <w:t>Attention ! Le frais de scolarité (173000 Fcfa) de Ibrahima Sow en 4ème année de Primaire est relativement élevé par rapport aux autres frais de scolarités observés dans cette zone.</w:t>
+              <w:t>Dans les milieux urbains c'est peu probable de voir une école dont les élèves ou étudiants ne dépensent pas en frais d'uniformes, prière de verifier pour Mariama Cisse qui fréquente 6ème année de Primaire et corriger ou confirmer avec le QG.</w:t>
             </w:r>
           </w:p>
         </w:tc>
@@ -1894,7 +1894,7 @@
                 <w:color w:val="16A34A"/>
                 <w:sz w:val="16"/>
               </w:rPr>
-              <w:t>—</w:t>
+              <w:t>s01q63, s00q04, s02q25, s01q00b, s02q17_2, s02q15_2</w:t>
             </w:r>
           </w:p>
         </w:tc>
@@ -1925,637 +1925,7 @@
                 <w:i w:val="0"/>
                 <w:sz w:val="17"/>
               </w:rPr>
-              <w:t>Prière de corriger ou de confirmer avec le QG.</w:t>
-            </w:r>
-          </w:p>
-        </w:tc>
-      </w:tr>
-      <w:tr>
-        <w:tc>
-          <w:tcPr>
-            <w:tcW w:type="dxa" w:w="964"/>
-          </w:tcPr>
-          <w:p>
-            <w:r>
-              <w:rPr>
-                <w:b/>
-                <w:i w:val="0"/>
-                <w:color w:val="EA580C"/>
-                <w:sz w:val="16"/>
-              </w:rPr>
-              <w:t>Moyenne</w:t>
-            </w:r>
-          </w:p>
-        </w:tc>
-        <w:tc>
-          <w:tcPr>
-            <w:tcW w:type="dxa" w:w="1247"/>
-          </w:tcPr>
-          <w:p>
-            <w:r>
-              <w:rPr>
-                <w:b/>
-                <w:i w:val="0"/>
-                <w:sz w:val="16"/>
-              </w:rPr>
-              <w:t>S02</w:t>
-              <w:br/>
-            </w:r>
-            <w:r>
-              <w:rPr>
-                <w:b w:val="0"/>
-                <w:i w:val="0"/>
-                <w:color w:val="64748B"/>
-                <w:sz w:val="14"/>
-              </w:rPr>
-              <w:t>Éducation</w:t>
-            </w:r>
-          </w:p>
-        </w:tc>
-        <w:tc>
-          <w:tcPr>
-            <w:tcW w:type="dxa" w:w="1531"/>
-          </w:tcPr>
-          <w:p>
-            <w:r>
-              <w:rPr>
-                <w:b/>
-                <w:i w:val="0"/>
-                <w:color w:val="16A34A"/>
-                <w:sz w:val="16"/>
-              </w:rPr>
-              <w:t>—</w:t>
-            </w:r>
-          </w:p>
-        </w:tc>
-        <w:tc>
-          <w:tcPr>
-            <w:tcW w:type="dxa" w:w="1191"/>
-          </w:tcPr>
-          <w:p>
-            <w:r>
-              <w:rPr>
-                <w:b w:val="0"/>
-                <w:i w:val="0"/>
-                <w:color w:val="64748B"/>
-                <w:sz w:val="16"/>
-              </w:rPr>
-              <w:t>GT-CQ</w:t>
-            </w:r>
-          </w:p>
-        </w:tc>
-        <w:tc>
-          <w:tcPr>
-            <w:tcW w:type="dxa" w:w="4706"/>
-          </w:tcPr>
-          <w:p>
-            <w:r>
-              <w:rPr>
-                <w:b w:val="0"/>
-                <w:i w:val="0"/>
-                <w:sz w:val="17"/>
-              </w:rPr>
-              <w:t>veuillez, s'il vous plait, confirmer les frais de scolarité ( 1000 FCFA) payée de Dieneba Drame avec le QG ou apporter les corrections nécessaires.</w:t>
-            </w:r>
-          </w:p>
-        </w:tc>
-      </w:tr>
-      <w:tr>
-        <w:tc>
-          <w:tcPr>
-            <w:tcW w:type="dxa" w:w="964"/>
-          </w:tcPr>
-          <w:p>
-            <w:r>
-              <w:rPr>
-                <w:b/>
-                <w:i w:val="0"/>
-                <w:color w:val="EA580C"/>
-                <w:sz w:val="16"/>
-              </w:rPr>
-              <w:t>Moyenne</w:t>
-            </w:r>
-          </w:p>
-        </w:tc>
-        <w:tc>
-          <w:tcPr>
-            <w:tcW w:type="dxa" w:w="1247"/>
-          </w:tcPr>
-          <w:p>
-            <w:r>
-              <w:rPr>
-                <w:b/>
-                <w:i w:val="0"/>
-                <w:sz w:val="16"/>
-              </w:rPr>
-              <w:t>S02</w:t>
-              <w:br/>
-            </w:r>
-            <w:r>
-              <w:rPr>
-                <w:b w:val="0"/>
-                <w:i w:val="0"/>
-                <w:color w:val="64748B"/>
-                <w:sz w:val="14"/>
-              </w:rPr>
-              <w:t>Éducation</w:t>
-            </w:r>
-          </w:p>
-        </w:tc>
-        <w:tc>
-          <w:tcPr>
-            <w:tcW w:type="dxa" w:w="1531"/>
-          </w:tcPr>
-          <w:p>
-            <w:r>
-              <w:rPr>
-                <w:b/>
-                <w:i w:val="0"/>
-                <w:color w:val="16A34A"/>
-                <w:sz w:val="16"/>
-              </w:rPr>
-              <w:t>s01q63, s00q04, s02q25, s01q00b, s02q17_2, s02q15_2</w:t>
-            </w:r>
-          </w:p>
-        </w:tc>
-        <w:tc>
-          <w:tcPr>
-            <w:tcW w:type="dxa" w:w="1191"/>
-          </w:tcPr>
-          <w:p>
-            <w:r>
-              <w:rPr>
-                <w:b w:val="0"/>
-                <w:i w:val="0"/>
-                <w:color w:val="64748B"/>
-                <w:sz w:val="16"/>
-              </w:rPr>
-              <w:t>GT-CQ</w:t>
-            </w:r>
-          </w:p>
-        </w:tc>
-        <w:tc>
-          <w:tcPr>
-            <w:tcW w:type="dxa" w:w="4706"/>
-          </w:tcPr>
-          <w:p>
-            <w:r>
-              <w:rPr>
-                <w:b w:val="0"/>
-                <w:i w:val="0"/>
-                <w:sz w:val="17"/>
-              </w:rPr>
-              <w:t>Dans les milieux urbains c'est peu probable de voir une école dont les élèves ou étudiants ne dépensent pas en frais d'uniformes, prière de verifier pour Dieneba Drame qui fréquente 4ème année de Primaire et corriger ou confirmer avec le QG.</w:t>
-            </w:r>
-          </w:p>
-        </w:tc>
-      </w:tr>
-      <w:tr>
-        <w:tc>
-          <w:tcPr>
-            <w:tcW w:type="dxa" w:w="964"/>
-          </w:tcPr>
-          <w:p>
-            <w:r>
-              <w:rPr>
-                <w:b/>
-                <w:i w:val="0"/>
-                <w:color w:val="EA580C"/>
-                <w:sz w:val="16"/>
-              </w:rPr>
-              <w:t>Moyenne</w:t>
-            </w:r>
-          </w:p>
-        </w:tc>
-        <w:tc>
-          <w:tcPr>
-            <w:tcW w:type="dxa" w:w="1247"/>
-          </w:tcPr>
-          <w:p>
-            <w:r>
-              <w:rPr>
-                <w:b/>
-                <w:i w:val="0"/>
-                <w:sz w:val="16"/>
-              </w:rPr>
-              <w:t>S02</w:t>
-              <w:br/>
-            </w:r>
-            <w:r>
-              <w:rPr>
-                <w:b w:val="0"/>
-                <w:i w:val="0"/>
-                <w:color w:val="64748B"/>
-                <w:sz w:val="14"/>
-              </w:rPr>
-              <w:t>Éducation</w:t>
-            </w:r>
-          </w:p>
-        </w:tc>
-        <w:tc>
-          <w:tcPr>
-            <w:tcW w:type="dxa" w:w="1531"/>
-          </w:tcPr>
-          <w:p>
-            <w:r>
-              <w:rPr>
-                <w:b/>
-                <w:i w:val="0"/>
-                <w:color w:val="16A34A"/>
-                <w:sz w:val="16"/>
-              </w:rPr>
-              <w:t>—</w:t>
-            </w:r>
-          </w:p>
-        </w:tc>
-        <w:tc>
-          <w:tcPr>
-            <w:tcW w:type="dxa" w:w="1191"/>
-          </w:tcPr>
-          <w:p>
-            <w:r>
-              <w:rPr>
-                <w:b w:val="0"/>
-                <w:i w:val="0"/>
-                <w:color w:val="64748B"/>
-                <w:sz w:val="16"/>
-              </w:rPr>
-              <w:t>GT-CQ</w:t>
-            </w:r>
-          </w:p>
-        </w:tc>
-        <w:tc>
-          <w:tcPr>
-            <w:tcW w:type="dxa" w:w="4706"/>
-          </w:tcPr>
-          <w:p>
-            <w:r>
-              <w:rPr>
-                <w:b w:val="0"/>
-                <w:i w:val="0"/>
-                <w:sz w:val="17"/>
-              </w:rPr>
-              <w:t>veuillez, s'il vous plait, confirmer les frais de scolarité ( 1000 FCFA) payée de Mariama Cisse avec le QG ou apporter les corrections nécessaires.</w:t>
-            </w:r>
-          </w:p>
-        </w:tc>
-      </w:tr>
-      <w:tr>
-        <w:tc>
-          <w:tcPr>
-            <w:tcW w:type="dxa" w:w="964"/>
-          </w:tcPr>
-          <w:p>
-            <w:r>
-              <w:rPr>
-                <w:b/>
-                <w:i w:val="0"/>
-                <w:color w:val="EA580C"/>
-                <w:sz w:val="16"/>
-              </w:rPr>
-              <w:t>Moyenne</w:t>
-            </w:r>
-          </w:p>
-        </w:tc>
-        <w:tc>
-          <w:tcPr>
-            <w:tcW w:type="dxa" w:w="1247"/>
-          </w:tcPr>
-          <w:p>
-            <w:r>
-              <w:rPr>
-                <w:b/>
-                <w:i w:val="0"/>
-                <w:sz w:val="16"/>
-              </w:rPr>
-              <w:t>S02</w:t>
-              <w:br/>
-            </w:r>
-            <w:r>
-              <w:rPr>
-                <w:b w:val="0"/>
-                <w:i w:val="0"/>
-                <w:color w:val="64748B"/>
-                <w:sz w:val="14"/>
-              </w:rPr>
-              <w:t>Éducation</w:t>
-            </w:r>
-          </w:p>
-        </w:tc>
-        <w:tc>
-          <w:tcPr>
-            <w:tcW w:type="dxa" w:w="1531"/>
-          </w:tcPr>
-          <w:p>
-            <w:r>
-              <w:rPr>
-                <w:b/>
-                <w:i w:val="0"/>
-                <w:color w:val="16A34A"/>
-                <w:sz w:val="16"/>
-              </w:rPr>
-              <w:t>s01q63, s00q04, s02q25, s01q00b, s02q17_2, s02q15_2</w:t>
-            </w:r>
-          </w:p>
-        </w:tc>
-        <w:tc>
-          <w:tcPr>
-            <w:tcW w:type="dxa" w:w="1191"/>
-          </w:tcPr>
-          <w:p>
-            <w:r>
-              <w:rPr>
-                <w:b w:val="0"/>
-                <w:i w:val="0"/>
-                <w:color w:val="64748B"/>
-                <w:sz w:val="16"/>
-              </w:rPr>
-              <w:t>GT-CQ</w:t>
-            </w:r>
-          </w:p>
-        </w:tc>
-        <w:tc>
-          <w:tcPr>
-            <w:tcW w:type="dxa" w:w="4706"/>
-          </w:tcPr>
-          <w:p>
-            <w:r>
-              <w:rPr>
-                <w:b w:val="0"/>
-                <w:i w:val="0"/>
-                <w:sz w:val="17"/>
-              </w:rPr>
-              <w:t>Dans les milieux urbains c'est peu probable de voir une école dont les élèves ou étudiants ne dépensent pas en frais d'uniformes, prière de verifier pour Mariama Cisse qui fréquente 6ème année de Primaire et corriger ou confirmer avec le QG.</w:t>
-            </w:r>
-          </w:p>
-        </w:tc>
-      </w:tr>
-      <w:tr>
-        <w:tc>
-          <w:tcPr>
-            <w:tcW w:type="dxa" w:w="964"/>
-          </w:tcPr>
-          <w:p>
-            <w:r>
-              <w:rPr>
-                <w:b/>
-                <w:i w:val="0"/>
-                <w:color w:val="EA580C"/>
-                <w:sz w:val="16"/>
-              </w:rPr>
-              <w:t>Moyenne</w:t>
-            </w:r>
-          </w:p>
-        </w:tc>
-        <w:tc>
-          <w:tcPr>
-            <w:tcW w:type="dxa" w:w="1247"/>
-          </w:tcPr>
-          <w:p>
-            <w:r>
-              <w:rPr>
-                <w:b/>
-                <w:i w:val="0"/>
-                <w:sz w:val="16"/>
-              </w:rPr>
-              <w:t>S02</w:t>
-              <w:br/>
-            </w:r>
-            <w:r>
-              <w:rPr>
-                <w:b w:val="0"/>
-                <w:i w:val="0"/>
-                <w:color w:val="64748B"/>
-                <w:sz w:val="14"/>
-              </w:rPr>
-              <w:t>Éducation</w:t>
-            </w:r>
-          </w:p>
-        </w:tc>
-        <w:tc>
-          <w:tcPr>
-            <w:tcW w:type="dxa" w:w="1531"/>
-          </w:tcPr>
-          <w:p>
-            <w:r>
-              <w:rPr>
-                <w:b/>
-                <w:i w:val="0"/>
-                <w:color w:val="16A34A"/>
-                <w:sz w:val="16"/>
-              </w:rPr>
-              <w:t>—</w:t>
-            </w:r>
-          </w:p>
-        </w:tc>
-        <w:tc>
-          <w:tcPr>
-            <w:tcW w:type="dxa" w:w="1191"/>
-          </w:tcPr>
-          <w:p>
-            <w:r>
-              <w:rPr>
-                <w:b w:val="0"/>
-                <w:i w:val="0"/>
-                <w:color w:val="64748B"/>
-                <w:sz w:val="16"/>
-              </w:rPr>
-              <w:t>GT-CQ</w:t>
-            </w:r>
-          </w:p>
-        </w:tc>
-        <w:tc>
-          <w:tcPr>
-            <w:tcW w:type="dxa" w:w="4706"/>
-          </w:tcPr>
-          <w:p>
-            <w:r>
-              <w:rPr>
-                <w:b w:val="0"/>
-                <w:i w:val="0"/>
-                <w:sz w:val="17"/>
-              </w:rPr>
-              <w:t>veuillez, s'il vous plait, confirmer les frais de scolarité ( 1000 FCFA) payée de Seyni Cisse avec le QG ou apporter les corrections nécessaires.</w:t>
-            </w:r>
-          </w:p>
-        </w:tc>
-      </w:tr>
-      <w:tr>
-        <w:tc>
-          <w:tcPr>
-            <w:tcW w:type="dxa" w:w="964"/>
-          </w:tcPr>
-          <w:p>
-            <w:r>
-              <w:rPr>
-                <w:b/>
-                <w:i w:val="0"/>
-                <w:color w:val="EA580C"/>
-                <w:sz w:val="16"/>
-              </w:rPr>
-              <w:t>Moyenne</w:t>
-            </w:r>
-          </w:p>
-        </w:tc>
-        <w:tc>
-          <w:tcPr>
-            <w:tcW w:type="dxa" w:w="1247"/>
-          </w:tcPr>
-          <w:p>
-            <w:r>
-              <w:rPr>
-                <w:b/>
-                <w:i w:val="0"/>
-                <w:sz w:val="16"/>
-              </w:rPr>
-              <w:t>S02</w:t>
-              <w:br/>
-            </w:r>
-            <w:r>
-              <w:rPr>
-                <w:b w:val="0"/>
-                <w:i w:val="0"/>
-                <w:color w:val="64748B"/>
-                <w:sz w:val="14"/>
-              </w:rPr>
-              <w:t>Éducation</w:t>
-            </w:r>
-          </w:p>
-        </w:tc>
-        <w:tc>
-          <w:tcPr>
-            <w:tcW w:type="dxa" w:w="1531"/>
-          </w:tcPr>
-          <w:p>
-            <w:r>
-              <w:rPr>
-                <w:b/>
-                <w:i w:val="0"/>
-                <w:color w:val="16A34A"/>
-                <w:sz w:val="16"/>
-              </w:rPr>
-              <w:t>s01q63, s00q04, s02q25, s01q00b, s02q17_2, s02q15_2</w:t>
-            </w:r>
-          </w:p>
-        </w:tc>
-        <w:tc>
-          <w:tcPr>
-            <w:tcW w:type="dxa" w:w="1191"/>
-          </w:tcPr>
-          <w:p>
-            <w:r>
-              <w:rPr>
-                <w:b w:val="0"/>
-                <w:i w:val="0"/>
-                <w:color w:val="64748B"/>
-                <w:sz w:val="16"/>
-              </w:rPr>
-              <w:t>GT-CQ</w:t>
-            </w:r>
-          </w:p>
-        </w:tc>
-        <w:tc>
-          <w:tcPr>
-            <w:tcW w:type="dxa" w:w="4706"/>
-          </w:tcPr>
-          <w:p>
-            <w:r>
-              <w:rPr>
-                <w:b w:val="0"/>
-                <w:i w:val="0"/>
-                <w:sz w:val="17"/>
-              </w:rPr>
               <w:t>Dans les milieux urbains c'est peu probable de voir une école dont les élèves ou étudiants ne dépensent pas en frais d'uniformes, prière de verifier pour Seyni Cisse qui fréquente 1ére année de Primaire et corriger ou confirmer avec le QG.</w:t>
-            </w:r>
-          </w:p>
-        </w:tc>
-      </w:tr>
-      <w:tr>
-        <w:tc>
-          <w:tcPr>
-            <w:tcW w:type="dxa" w:w="964"/>
-          </w:tcPr>
-          <w:p>
-            <w:r>
-              <w:rPr>
-                <w:b/>
-                <w:i w:val="0"/>
-                <w:color w:val="EA580C"/>
-                <w:sz w:val="16"/>
-              </w:rPr>
-              <w:t>Moyenne</w:t>
-            </w:r>
-          </w:p>
-        </w:tc>
-        <w:tc>
-          <w:tcPr>
-            <w:tcW w:type="dxa" w:w="1247"/>
-          </w:tcPr>
-          <w:p>
-            <w:r>
-              <w:rPr>
-                <w:b/>
-                <w:i w:val="0"/>
-                <w:sz w:val="16"/>
-              </w:rPr>
-              <w:t>S02</w:t>
-              <w:br/>
-            </w:r>
-            <w:r>
-              <w:rPr>
-                <w:b w:val="0"/>
-                <w:i w:val="0"/>
-                <w:color w:val="64748B"/>
-                <w:sz w:val="14"/>
-              </w:rPr>
-              <w:t>Éducation</w:t>
-            </w:r>
-          </w:p>
-        </w:tc>
-        <w:tc>
-          <w:tcPr>
-            <w:tcW w:type="dxa" w:w="1531"/>
-          </w:tcPr>
-          <w:p>
-            <w:r>
-              <w:rPr>
-                <w:b/>
-                <w:i w:val="0"/>
-                <w:color w:val="16A34A"/>
-                <w:sz w:val="16"/>
-              </w:rPr>
-              <w:t>—</w:t>
-            </w:r>
-          </w:p>
-        </w:tc>
-        <w:tc>
-          <w:tcPr>
-            <w:tcW w:type="dxa" w:w="1191"/>
-          </w:tcPr>
-          <w:p>
-            <w:r>
-              <w:rPr>
-                <w:b w:val="0"/>
-                <w:i w:val="0"/>
-                <w:color w:val="64748B"/>
-                <w:sz w:val="16"/>
-              </w:rPr>
-              <w:t>GT-CQ</w:t>
-            </w:r>
-          </w:p>
-        </w:tc>
-        <w:tc>
-          <w:tcPr>
-            <w:tcW w:type="dxa" w:w="4706"/>
-          </w:tcPr>
-          <w:p>
-            <w:r>
-              <w:rPr>
-                <w:b w:val="0"/>
-                <w:i w:val="0"/>
-                <w:sz w:val="17"/>
-              </w:rPr>
-              <w:t>veuillez, s'il vous plait, confirmer les frais de scolarité ( 6000 FCFA) payée de Mariama Guisse Sow avec le QG ou apporter les corrections nécessaires.</w:t>
             </w:r>
           </w:p>
         </w:tc>
